--- a/Kunci-Jawaban-E-LKS-Kehati.docx
+++ b/Kunci-Jawaban-E-LKS-Kehati.docx
@@ -472,6 +472,14 @@
         <w:t>E-LKS 1 - Tingkat, Persebaran, Manfaat (Pertemuan 2)</w:t>
       </w:r>
     </w:p>
+    <w:p>
+      <w:r>
+        <w:rPr>
+          <w:sz w:val="18"/>
+        </w:rPr>
+        <w:t>Semua soal berbasis HOTS: memilih rumusan masalah, menganalisis fakta, menilai argumen, &amp; memprediksi.</w:t>
+      </w:r>
+    </w:p>
     <w:tbl>
       <w:tblPr>
         <w:tblStyle w:val="TableGrid"/>
@@ -516,7 +524,7 @@
                 <w:color w:val="FFFFFF"/>
                 <w:sz w:val="18"/>
               </w:rPr>
-              <w:t>Pertanyaan</w:t>
+              <w:t>Pertanyaan (HOTS)</w:t>
             </w:r>
           </w:p>
         </w:tc>
@@ -580,7 +588,7 @@
               <w:rPr>
                 <w:sz w:val="18"/>
               </w:rPr>
-              <w:t>Inti permasalahan wacana Lombok-Bali?</w:t>
+              <w:t>Rumusan masalah paling tepat: pasar banyak varietas vs petani menanam 1 varietas</w:t>
             </w:r>
           </w:p>
         </w:tc>
@@ -608,7 +616,7 @@
               <w:rPr>
                 <w:sz w:val="18"/>
               </w:rPr>
-              <w:t>Inti: mengapa fauna Lombok-Bali berbeda + penyebab serta manfaat kehati.</w:t>
+              <w:t>Opsi B - alasan varietas lokal penting bagi kehati + risiko/kerentanan bila hanya menanam satu varietas (monokultur).</w:t>
             </w:r>
           </w:p>
         </w:tc>
@@ -640,7 +648,7 @@
               <w:rPr>
                 <w:sz w:val="18"/>
               </w:rPr>
-              <w:t>Contoh gen, jenis, ekosistem + dasar beda</w:t>
+              <w:t>Analisis 3 fakta: tentukan tingkat kehati + dasar pembeda; mengapa penting bagi petani</w:t>
             </w:r>
           </w:p>
         </w:tc>
@@ -670,7 +678,7 @@
               <w:rPr>
                 <w:sz w:val="18"/>
               </w:rPr>
-              <w:t>Kata gen+jenis+ekosistem (2); contoh benar mis. padi/komodo/hutan (1); jawaban &gt;60 huruf (1).</w:t>
+              <w:t>Kata gen+jenis+ekosistem (2); alasan pentingnya variasi: varietas/hama/cadangan/plasma nutfah (1); jawaban &gt;60 huruf (1).</w:t>
             </w:r>
           </w:p>
         </w:tc>
@@ -700,7 +708,7 @@
               <w:rPr>
                 <w:sz w:val="18"/>
               </w:rPr>
-              <w:t>Sumber paling dipercaya?</w:t>
+              <w:t>Penilaian 2 argumen penyebab beda fauna (Rani vs Ayi)</w:t>
             </w:r>
           </w:p>
         </w:tc>
@@ -728,7 +736,7 @@
               <w:rPr>
                 <w:sz w:val="18"/>
               </w:rPr>
-              <w:t>Jurnal/buku teks/peneliti - berbasis data dan telaah ahli.</w:t>
+              <w:t>Opsi C - argumen Ayi didukung bukti (kedalaman selat + pola sebaran hewan); argumen tanpa bukti lemah.</w:t>
             </w:r>
           </w:p>
         </w:tc>
@@ -760,7 +768,7 @@
               <w:rPr>
                 <w:sz w:val="18"/>
               </w:rPr>
-              <w:t>Simpulkan penyebab beda persebaran</w:t>
+              <w:t>Simpulkan pola sebaran (mamalia vs burung/ikan) + prediksi hewan darat</w:t>
             </w:r>
           </w:p>
         </w:tc>
@@ -790,7 +798,7 @@
               <w:rPr>
                 <w:sz w:val="18"/>
               </w:rPr>
-              <w:t>Garis Wallace/selat/Lombok-Bali (1); iklim/geografi/tanah/adaptasi (1).</w:t>
+              <w:t>Alasan kemampuan gerak/tak bisa menyeberang (1); konsep garis Wallace/selat dalam/zaman es (1).</w:t>
             </w:r>
           </w:p>
         </w:tc>

--- a/Kunci-Jawaban-E-LKS-Kehati.docx
+++ b/Kunci-Jawaban-E-LKS-Kehati.docx
@@ -107,7 +107,7 @@
               <w:rPr>
                 <w:sz w:val="18"/>
               </w:rPr>
-              <w:t>E-LKS 1 (tingkat, persebaran, manfaat)</w:t>
+              <w:t>E-LKS 1 (identifikasi &amp; manfaat)</w:t>
             </w:r>
           </w:p>
         </w:tc>
@@ -135,7 +135,7 @@
               <w:rPr>
                 <w:sz w:val="18"/>
               </w:rPr>
-              <w:t>Q1=2, Q2=4, Q3=2, Q4=2</w:t>
+              <w:t>identifikasi=2, alasan+definisi=4, manfaat=2, contoh+kesimpulan=2</w:t>
             </w:r>
           </w:p>
         </w:tc>
@@ -469,7 +469,7 @@
           <w:color w:val="166534"/>
           <w:sz w:val="28"/>
         </w:rPr>
-        <w:t>E-LKS 1 - Tingkat, Persebaran, Manfaat (Pertemuan 2)</w:t>
+        <w:t>E-LKS 1 - Kegiatan 1: Identifikasi &amp; Manfaat (Pertemuan 2)</w:t>
       </w:r>
     </w:p>
     <w:p>
@@ -477,7 +477,7 @@
         <w:rPr>
           <w:sz w:val="18"/>
         </w:rPr>
-        <w:t>Semua soal berbasis HOTS: memilih rumusan masalah, menganalisis fakta, menilai argumen, &amp; memprediksi.</w:t>
+        <w:t>Format mirip LKPD cetak: identifikasi 3 gambar + alasan, manfaat 4 contoh + contoh lain, diskusi + kesimpulan.</w:t>
       </w:r>
     </w:p>
     <w:tbl>
@@ -524,7 +524,7 @@
                 <w:color w:val="FFFFFF"/>
                 <w:sz w:val="18"/>
               </w:rPr>
-              <w:t>Pertanyaan (HOTS)</w:t>
+              <w:t>Pertanyaan</w:t>
             </w:r>
           </w:p>
         </w:tc>
@@ -588,7 +588,7 @@
               <w:rPr>
                 <w:sz w:val="18"/>
               </w:rPr>
-              <w:t>Rumusan masalah paling tepat: pasar banyak varietas vs petani menanam 1 varietas</w:t>
+              <w:t>Identifikasi tingkat Gambar 1-3</w:t>
             </w:r>
           </w:p>
         </w:tc>
@@ -602,7 +602,7 @@
               <w:rPr>
                 <w:sz w:val="18"/>
               </w:rPr>
-              <w:t>B (2)</w:t>
+              <w:t>3 benar=2, 2 benar=1</w:t>
             </w:r>
           </w:p>
         </w:tc>
@@ -616,7 +616,7 @@
               <w:rPr>
                 <w:sz w:val="18"/>
               </w:rPr>
-              <w:t>Opsi B - alasan varietas lokal penting bagi kehati + risiko/kerentanan bila hanya menanam satu varietas (monokultur).</w:t>
+              <w:t>Gbr 1 = gen; Gbr 2 = jenis; Gbr 3 = ekosistem.</w:t>
             </w:r>
           </w:p>
         </w:tc>
@@ -648,7 +648,7 @@
               <w:rPr>
                 <w:sz w:val="18"/>
               </w:rPr>
-              <w:t>Analisis 3 fakta: tentukan tingkat kehati + dasar pembeda; mengapa penting bagi petani</w:t>
+              <w:t>Alasan ciri tiap gambar + definisi kehati</w:t>
             </w:r>
           </w:p>
         </w:tc>
@@ -678,7 +678,7 @@
               <w:rPr>
                 <w:sz w:val="18"/>
               </w:rPr>
-              <w:t>Kata gen+jenis+ekosistem (2); alasan pentingnya variasi: varietas/hama/cadangan/plasma nutfah (1); jawaban &gt;60 huruf (1).</w:t>
+              <w:t>Alasan maks 2; definisi maks 2.</w:t>
             </w:r>
           </w:p>
         </w:tc>
@@ -708,7 +708,7 @@
               <w:rPr>
                 <w:sz w:val="18"/>
               </w:rPr>
-              <w:t>Penilaian 2 argumen penyebab beda fauna (Rani vs Ayi)</w:t>
+              <w:t>Manfaat: sayuran, kapas, ternak, bambu</w:t>
             </w:r>
           </w:p>
         </w:tc>
@@ -722,7 +722,7 @@
               <w:rPr>
                 <w:sz w:val="18"/>
               </w:rPr>
-              <w:t>C (2)</w:t>
+              <w:t>4 benar=2, 2-3 benar=1</w:t>
             </w:r>
           </w:p>
         </w:tc>
@@ -736,7 +736,7 @@
               <w:rPr>
                 <w:sz w:val="18"/>
               </w:rPr>
-              <w:t>Opsi C - argumen Ayi didukung bukti (kedalaman selat + pola sebaran hewan); argumen tanpa bukti lemah.</w:t>
+              <w:t>Sayuran = pangan; kapas = sandang; ternak = pangan; bambu = papan.</w:t>
             </w:r>
           </w:p>
         </w:tc>
@@ -768,7 +768,7 @@
               <w:rPr>
                 <w:sz w:val="18"/>
               </w:rPr>
-              <w:t>Simpulkan pola sebaran (mamalia vs burung/ikan) + prediksi hewan darat</w:t>
+              <w:t>Contoh lain + kesimpulan</w:t>
             </w:r>
           </w:p>
         </w:tc>
@@ -798,7 +798,7 @@
               <w:rPr>
                 <w:sz w:val="18"/>
               </w:rPr>
-              <w:t>Alasan kemampuan gerak/tak bisa menyeberang (1); konsep garis Wallace/selat dalam/zaman es (1).</w:t>
+              <w:t>Contoh + manfaat &gt;15 huruf (1); kesimpulan &gt;20 huruf (1).</w:t>
             </w:r>
           </w:p>
         </w:tc>
